--- a/docs/casos-de-uso-v2/CU-04 Cancelar Caso.docx
+++ b/docs/casos-de-uso-v2/CU-04 Cancelar Caso.docx
@@ -60,7 +60,7 @@
           <w:sz w:val="22"/>
           <w:szCs w:val="22"/>
         </w:rPr>
-        <w:t xml:space="preserve">Versión 2.0</w:t>
+        <w:t xml:space="preserve">Versión 2.1</w:t>
       </w:r>
     </w:p>
     <w:p>
@@ -74,7 +74,7 @@
           <w:sz w:val="22"/>
           <w:szCs w:val="22"/>
         </w:rPr>
-        <w:t xml:space="preserve">Elaborado por Heydi Herrera, Daniel Lima   05/10/2026</w:t>
+        <w:t xml:space="preserve">Elaborado por Heydi Herrera, Daniel Lima   10/10/2026</w:t>
       </w:r>
     </w:p>
     <w:p>
@@ -473,6 +473,124 @@
           </w:p>
         </w:tc>
       </w:tr>
+      <w:tr>
+        <w:tc>
+          <w:tcPr>
+            <w:tcW w:type="dxa" w:w="2300"/>
+            <w:tcBorders>
+              <w:top w:val="single" w:color="999999" w:sz="4"/>
+              <w:left w:val="single" w:color="999999" w:sz="4"/>
+              <w:bottom w:val="single" w:color="999999" w:sz="4"/>
+              <w:right w:val="single" w:color="999999" w:sz="4"/>
+            </w:tcBorders>
+            <w:tcMar>
+              <w:top w:type="dxa" w:w="60"/>
+              <w:left w:type="dxa" w:w="100"/>
+              <w:bottom w:type="dxa" w:w="60"/>
+              <w:right w:type="dxa" w:w="100"/>
+            </w:tcMar>
+          </w:tcPr>
+          <w:p>
+            <w:r>
+              <w:rPr>
+                <w:rFonts w:ascii="Calibri" w:cs="Calibri" w:eastAsia="Calibri" w:hAnsi="Calibri"/>
+                <w:b w:val="false"/>
+                <w:bCs w:val="false"/>
+                <w:sz w:val="20"/>
+                <w:szCs w:val="20"/>
+              </w:rPr>
+              <w:t xml:space="preserve">Heydi Herrera, Daniel Lima</w:t>
+            </w:r>
+          </w:p>
+        </w:tc>
+        <w:tc>
+          <w:tcPr>
+            <w:tcW w:type="dxa" w:w="1400"/>
+            <w:tcBorders>
+              <w:top w:val="single" w:color="999999" w:sz="4"/>
+              <w:left w:val="single" w:color="999999" w:sz="4"/>
+              <w:bottom w:val="single" w:color="999999" w:sz="4"/>
+              <w:right w:val="single" w:color="999999" w:sz="4"/>
+            </w:tcBorders>
+            <w:tcMar>
+              <w:top w:type="dxa" w:w="60"/>
+              <w:left w:type="dxa" w:w="100"/>
+              <w:bottom w:type="dxa" w:w="60"/>
+              <w:right w:type="dxa" w:w="100"/>
+            </w:tcMar>
+          </w:tcPr>
+          <w:p>
+            <w:r>
+              <w:rPr>
+                <w:rFonts w:ascii="Calibri" w:cs="Calibri" w:eastAsia="Calibri" w:hAnsi="Calibri"/>
+                <w:b w:val="false"/>
+                <w:bCs w:val="false"/>
+                <w:sz w:val="20"/>
+                <w:szCs w:val="20"/>
+              </w:rPr>
+              <w:t xml:space="preserve">10/10/2026</w:t>
+            </w:r>
+          </w:p>
+        </w:tc>
+        <w:tc>
+          <w:tcPr>
+            <w:tcW w:type="dxa" w:w="4760"/>
+            <w:tcBorders>
+              <w:top w:val="single" w:color="999999" w:sz="4"/>
+              <w:left w:val="single" w:color="999999" w:sz="4"/>
+              <w:bottom w:val="single" w:color="999999" w:sz="4"/>
+              <w:right w:val="single" w:color="999999" w:sz="4"/>
+            </w:tcBorders>
+            <w:tcMar>
+              <w:top w:type="dxa" w:w="60"/>
+              <w:left w:type="dxa" w:w="100"/>
+              <w:bottom w:type="dxa" w:w="60"/>
+              <w:right w:type="dxa" w:w="100"/>
+            </w:tcMar>
+          </w:tcPr>
+          <w:p>
+            <w:r>
+              <w:rPr>
+                <w:rFonts w:ascii="Calibri" w:cs="Calibri" w:eastAsia="Calibri" w:hAnsi="Calibri"/>
+                <w:b w:val="false"/>
+                <w:bCs w:val="false"/>
+                <w:sz w:val="20"/>
+                <w:szCs w:val="20"/>
+              </w:rPr>
+              <w:t xml:space="preserve">Redacción más fluida de los flujos, con los nombres reales de botones, apartados y mensajes de la interfaz; se agregan los flujos de reasignación y aprobación de respuestas</w:t>
+            </w:r>
+          </w:p>
+        </w:tc>
+        <w:tc>
+          <w:tcPr>
+            <w:tcW w:type="dxa" w:w="900"/>
+            <w:tcBorders>
+              <w:top w:val="single" w:color="999999" w:sz="4"/>
+              <w:left w:val="single" w:color="999999" w:sz="4"/>
+              <w:bottom w:val="single" w:color="999999" w:sz="4"/>
+              <w:right w:val="single" w:color="999999" w:sz="4"/>
+            </w:tcBorders>
+            <w:tcMar>
+              <w:top w:type="dxa" w:w="60"/>
+              <w:left w:type="dxa" w:w="100"/>
+              <w:bottom w:type="dxa" w:w="60"/>
+              <w:right w:type="dxa" w:w="100"/>
+            </w:tcMar>
+          </w:tcPr>
+          <w:p>
+            <w:r>
+              <w:rPr>
+                <w:rFonts w:ascii="Calibri" w:cs="Calibri" w:eastAsia="Calibri" w:hAnsi="Calibri"/>
+                <w:b w:val="false"/>
+                <w:bCs w:val="false"/>
+                <w:sz w:val="20"/>
+                <w:szCs w:val="20"/>
+              </w:rPr>
+              <w:t xml:space="preserve">2.1</w:t>
+            </w:r>
+          </w:p>
+        </w:tc>
+      </w:tr>
     </w:tbl>
     <w:p>
       <w:pPr>
@@ -514,7 +632,7 @@
           <w:sz w:val="22"/>
           <w:szCs w:val="22"/>
         </w:rPr>
-        <w:t xml:space="preserve">El presente caso de uso describe el proceso mediante el cual un usuario puede cancelar un caso que ya no desea continuar, siempre que el proceso de atención no haya iniciado.</w:t>
+        <w:t xml:space="preserve">Este caso de uso describe cómo un cliente cancela un caso que ya no desea continuar, siempre que el personal aún no haya iniciado su atención.</w:t>
       </w:r>
     </w:p>
     <w:p>
@@ -544,7 +662,7 @@
           <w:sz w:val="22"/>
           <w:szCs w:val="22"/>
         </w:rPr>
-        <w:t xml:space="preserve">Permitir al usuario cancelar un caso de su autoría que se encuentre en estado inicial (“Nuevo” o “En espera”).</w:t>
+        <w:t xml:space="preserve">Permitir al cliente cancelar un caso propio que se encuentre en estado “Nuevo” o “En espera”.</w:t>
       </w:r>
     </w:p>
     <w:p>
@@ -649,7 +767,7 @@
           <w:sz w:val="22"/>
           <w:szCs w:val="22"/>
         </w:rPr>
-        <w:t xml:space="preserve">El usuario debe tener una sesión activa.</w:t>
+        <w:t xml:space="preserve">El cliente tiene la sesión iniciada (CU-00).</w:t>
       </w:r>
     </w:p>
     <w:p>
@@ -667,7 +785,7 @@
           <w:sz w:val="22"/>
           <w:szCs w:val="22"/>
         </w:rPr>
-        <w:t xml:space="preserve">El caso debe pertenecer al usuario.</w:t>
+        <w:t xml:space="preserve">El caso pertenece al cliente.</w:t>
       </w:r>
     </w:p>
     <w:p>
@@ -685,7 +803,7 @@
           <w:sz w:val="22"/>
           <w:szCs w:val="22"/>
         </w:rPr>
-        <w:t xml:space="preserve">El caso debe encontrarse en estado “Nuevo” o “En espera” y no haber sido asignado para atención activa.</w:t>
+        <w:t xml:space="preserve">El caso se encuentra en estado “Nuevo” o “En espera” y no tiene un responsable asignado para su atención.</w:t>
       </w:r>
     </w:p>
     <w:p>
@@ -720,7 +838,7 @@
           <w:sz w:val="22"/>
           <w:szCs w:val="22"/>
         </w:rPr>
-        <w:t xml:space="preserve">El usuario ingresa a la sección “Mis casos” (CU-03).</w:t>
+        <w:t xml:space="preserve">En la pantalla “Mis casos” (CU-03), el usuario ubica el caso que desea cancelar. En las filas de los casos cancelables se muestra el botón “Cancelar caso” (FA01).</w:t>
       </w:r>
     </w:p>
     <w:p>
@@ -738,7 +856,7 @@
           <w:sz w:val="22"/>
           <w:szCs w:val="22"/>
         </w:rPr>
-        <w:t xml:space="preserve">El usuario selecciona el caso que desea cancelar.</w:t>
+        <w:t xml:space="preserve">El usuario presiona “Cancelar caso”.</w:t>
       </w:r>
     </w:p>
     <w:p>
@@ -756,43 +874,7 @@
           <w:sz w:val="22"/>
           <w:szCs w:val="22"/>
         </w:rPr>
-        <w:t xml:space="preserve">El sistema muestra el detalle y la opción “Cancelar caso” (FA01).</w:t>
-      </w:r>
-    </w:p>
-    <w:p>
-      <w:pPr>
-        <w:pStyle w:val="ListParagraph"/>
-        <w:numPr>
-          <w:ilvl w:val="0"/>
-          <w:numId w:val="3"/>
-        </w:numPr>
-        <w:spacing w:after="80"/>
-      </w:pPr>
-      <w:r>
-        <w:rPr>
-          <w:rFonts w:ascii="Calibri" w:cs="Calibri" w:eastAsia="Calibri" w:hAnsi="Calibri"/>
-          <w:sz w:val="22"/>
-          <w:szCs w:val="22"/>
-        </w:rPr>
-        <w:t xml:space="preserve">El usuario selecciona “Cancelar caso”.</w:t>
-      </w:r>
-    </w:p>
-    <w:p>
-      <w:pPr>
-        <w:pStyle w:val="ListParagraph"/>
-        <w:numPr>
-          <w:ilvl w:val="0"/>
-          <w:numId w:val="3"/>
-        </w:numPr>
-        <w:spacing w:after="80"/>
-      </w:pPr>
-      <w:r>
-        <w:rPr>
-          <w:rFonts w:ascii="Calibri" w:cs="Calibri" w:eastAsia="Calibri" w:hAnsi="Calibri"/>
-          <w:sz w:val="22"/>
-          <w:szCs w:val="22"/>
-        </w:rPr>
-        <w:t xml:space="preserve">El sistema solicita el motivo de cancelación:</w:t>
+        <w:t xml:space="preserve">El sistema abre la ventana “Cancelar Caso &lt;código&gt;”, que muestra la pregunta “¿Está seguro que desea cancelar este caso?” y solicita el motivo:</w:t>
       </w:r>
     </w:p>
     <w:tbl>
@@ -964,7 +1046,7 @@
                 <w:sz w:val="20"/>
                 <w:szCs w:val="20"/>
               </w:rPr>
-              <w:t xml:space="preserve">motivo de cancelación</w:t>
+              <w:t xml:space="preserve">Motivo de cancelación (opcional, máximo 250 caracteres)</w:t>
             </w:r>
           </w:p>
         </w:tc>
@@ -1085,7 +1167,7 @@
           <w:sz w:val="22"/>
           <w:szCs w:val="22"/>
         </w:rPr>
-        <w:t xml:space="preserve">El sistema muestra el mensaje de confirmación con las opciones Sí / No (FA02).</w:t>
+        <w:t xml:space="preserve">Al pie de la ventana, el sistema muestra los botones “No” y “Sí” (FA02, FA03).</w:t>
       </w:r>
     </w:p>
     <w:p>
@@ -1103,7 +1185,7 @@
           <w:sz w:val="22"/>
           <w:szCs w:val="22"/>
         </w:rPr>
-        <w:t xml:space="preserve">El usuario selecciona Sí.</w:t>
+        <w:t xml:space="preserve">El usuario escribe el motivo, si lo desea, y presiona “Sí”.</w:t>
       </w:r>
     </w:p>
     <w:p>
@@ -1121,7 +1203,7 @@
           <w:sz w:val="22"/>
           <w:szCs w:val="22"/>
         </w:rPr>
-        <w:t xml:space="preserve">El sistema valida que el caso aún pueda ser cancelado (FA01).</w:t>
+        <w:t xml:space="preserve">El sistema valida que el caso aún pueda cancelarse (FA01).</w:t>
       </w:r>
     </w:p>
     <w:p>
@@ -1139,7 +1221,7 @@
           <w:sz w:val="22"/>
           <w:szCs w:val="22"/>
         </w:rPr>
-        <w:t xml:space="preserve">El sistema actualiza el estado del caso a “Cancelado por el usuario” en la base de datos y registra el cambio en la bitácora de auditoría (CU-10).</w:t>
+        <w:t xml:space="preserve">El sistema cambia el estado del caso a “Cancelado por el usuario” y registra el cambio en la bitácora de auditoría (CU-10).</w:t>
       </w:r>
     </w:p>
     <w:p>
@@ -1157,7 +1239,7 @@
           <w:sz w:val="22"/>
           <w:szCs w:val="22"/>
         </w:rPr>
-        <w:t xml:space="preserve">El sistema notifica al personal administrativo (CU-10): a los Administradores Generales y a los Gerentes de la sucursal del caso (un caso cancelable aún no tiene responsable asignado).</w:t>
+        <w:t xml:space="preserve">El sistema notifica al personal administrativo (CU-10): a los Administradores Generales y a los Gerentes de la sucursal del caso, porque un caso cancelable aún no tiene responsable.</w:t>
       </w:r>
     </w:p>
     <w:p>
@@ -1175,7 +1257,7 @@
           <w:sz w:val="22"/>
           <w:szCs w:val="22"/>
         </w:rPr>
-        <w:t xml:space="preserve">El sistema muestra el mensaje de éxito: “El caso fue cancelado satisfactoriamente”.</w:t>
+        <w:t xml:space="preserve">El sistema cierra la ventana y muestra, en la parte superior de “Mis casos”, el mensaje de éxito: “El caso fue cancelado satisfactoriamente”.</w:t>
       </w:r>
     </w:p>
     <w:p>
@@ -1226,7 +1308,7 @@
           <w:sz w:val="22"/>
           <w:szCs w:val="22"/>
         </w:rPr>
-        <w:t xml:space="preserve">FA01 – El caso ya se encuentra en proceso de atención:</w:t>
+        <w:t xml:space="preserve">FA01 – El caso ya está en atención:</w:t>
       </w:r>
     </w:p>
     <w:p>
@@ -1262,7 +1344,7 @@
           <w:sz w:val="22"/>
           <w:szCs w:val="22"/>
         </w:rPr>
-        <w:t xml:space="preserve">El sistema no permite la cancelación y muestra el mensaje: “El caso ya se encuentra en atención y no puede ser cancelado”.</w:t>
+        <w:t xml:space="preserve">El sistema no permite cancelarlo y muestra el mensaje: “El caso ya se encuentra en atención y no puede ser cancelado”.</w:t>
       </w:r>
     </w:p>
     <w:p>
@@ -1296,7 +1378,7 @@
           <w:sz w:val="22"/>
           <w:szCs w:val="22"/>
         </w:rPr>
-        <w:t xml:space="preserve">FA02 – El usuario selecciona la opción “No”:</w:t>
+        <w:t xml:space="preserve">FA02 – El usuario selecciona “No”:</w:t>
       </w:r>
     </w:p>
     <w:p>
@@ -1314,7 +1396,7 @@
           <w:sz w:val="22"/>
           <w:szCs w:val="22"/>
         </w:rPr>
-        <w:t xml:space="preserve">El sistema muestra el mensaje: “Se ha cancelado la operación satisfactoriamente”.</w:t>
+        <w:t xml:space="preserve">El usuario presiona “No” en la ventana de cancelación.</w:t>
       </w:r>
     </w:p>
     <w:p>
@@ -1332,7 +1414,7 @@
           <w:sz w:val="22"/>
           <w:szCs w:val="22"/>
         </w:rPr>
-        <w:t xml:space="preserve">El sistema retorna al detalle del caso.</w:t>
+        <w:t xml:space="preserve">El sistema cierra la ventana, no modifica el caso y muestra el mensaje: “Se ha cancelado la operación satisfactoriamente”.</w:t>
       </w:r>
     </w:p>
     <w:p>
@@ -1351,6 +1433,76 @@
           <w:szCs w:val="22"/>
         </w:rPr>
         <w:t xml:space="preserve">Fin del flujo alterno.</w:t>
+      </w:r>
+    </w:p>
+    <w:p>
+      <w:pPr>
+        <w:keepNext/>
+        <w:spacing w:after="60" w:before="140"/>
+      </w:pPr>
+      <w:r>
+        <w:rPr>
+          <w:rFonts w:ascii="Calibri" w:cs="Calibri" w:eastAsia="Calibri" w:hAnsi="Calibri"/>
+          <w:b/>
+          <w:bCs/>
+          <w:sz w:val="22"/>
+          <w:szCs w:val="22"/>
+        </w:rPr>
+        <w:t xml:space="preserve">FA03 – Motivo demasiado largo:</w:t>
+      </w:r>
+    </w:p>
+    <w:p>
+      <w:pPr>
+        <w:pStyle w:val="ListParagraph"/>
+        <w:numPr>
+          <w:ilvl w:val="0"/>
+          <w:numId w:val="6"/>
+        </w:numPr>
+        <w:spacing w:after="80"/>
+      </w:pPr>
+      <w:r>
+        <w:rPr>
+          <w:rFonts w:ascii="Calibri" w:cs="Calibri" w:eastAsia="Calibri" w:hAnsi="Calibri"/>
+          <w:sz w:val="22"/>
+          <w:szCs w:val="22"/>
+        </w:rPr>
+        <w:t xml:space="preserve">El usuario escribe un motivo de más de 250 caracteres.</w:t>
+      </w:r>
+    </w:p>
+    <w:p>
+      <w:pPr>
+        <w:pStyle w:val="ListParagraph"/>
+        <w:numPr>
+          <w:ilvl w:val="0"/>
+          <w:numId w:val="6"/>
+        </w:numPr>
+        <w:spacing w:after="80"/>
+      </w:pPr>
+      <w:r>
+        <w:rPr>
+          <w:rFonts w:ascii="Calibri" w:cs="Calibri" w:eastAsia="Calibri" w:hAnsi="Calibri"/>
+          <w:sz w:val="22"/>
+          <w:szCs w:val="22"/>
+        </w:rPr>
+        <w:t xml:space="preserve">El sistema muestra el mensaje: “El motivo de cancelación no puede superar los 250 caracteres”.</w:t>
+      </w:r>
+    </w:p>
+    <w:p>
+      <w:pPr>
+        <w:pStyle w:val="ListParagraph"/>
+        <w:numPr>
+          <w:ilvl w:val="0"/>
+          <w:numId w:val="6"/>
+        </w:numPr>
+        <w:spacing w:after="80"/>
+      </w:pPr>
+      <w:r>
+        <w:rPr>
+          <w:rFonts w:ascii="Calibri" w:cs="Calibri" w:eastAsia="Calibri" w:hAnsi="Calibri"/>
+          <w:sz w:val="22"/>
+          <w:szCs w:val="22"/>
+        </w:rPr>
+        <w:t xml:space="preserve">El sistema retorna al paso 5 del Flujo Normal Básico.</w:t>
       </w:r>
     </w:p>
     <w:p>
@@ -1385,25 +1537,7 @@
           <w:sz w:val="22"/>
           <w:szCs w:val="22"/>
         </w:rPr>
-        <w:t xml:space="preserve">El caso queda con estado “Cancelado por el usuario”.</w:t>
-      </w:r>
-    </w:p>
-    <w:p>
-      <w:pPr>
-        <w:pStyle w:val="ListParagraph"/>
-        <w:numPr>
-          <w:ilvl w:val="0"/>
-          <w:numId w:val="2"/>
-        </w:numPr>
-        <w:spacing w:after="60"/>
-      </w:pPr>
-      <w:r>
-        <w:rPr>
-          <w:rFonts w:ascii="Calibri" w:cs="Calibri" w:eastAsia="Calibri" w:hAnsi="Calibri"/>
-          <w:sz w:val="22"/>
-          <w:szCs w:val="22"/>
-        </w:rPr>
-        <w:t xml:space="preserve">El caso permanece visible en el historial del usuario.</w:t>
+        <w:t xml:space="preserve">El caso queda en estado “Cancelado por el usuario” y sigue visible en el historial del cliente.</w:t>
       </w:r>
     </w:p>
     <w:p>
@@ -1456,7 +1590,7 @@
           <w:sz w:val="22"/>
           <w:szCs w:val="22"/>
         </w:rPr>
-        <w:t xml:space="preserve">Solo el propietario del caso puede solicitar su cancelación.</w:t>
+        <w:t xml:space="preserve">Solo el propietario del caso puede cancelarlo.</w:t>
       </w:r>
     </w:p>
     <w:p>
@@ -1474,7 +1608,7 @@
           <w:sz w:val="22"/>
           <w:szCs w:val="22"/>
         </w:rPr>
-        <w:t xml:space="preserve">Solo pueden cancelarse casos que no hayan iniciado atención.</w:t>
+        <w:t xml:space="preserve">Solo pueden cancelarse casos que no hayan iniciado su atención.</w:t>
       </w:r>
     </w:p>
     <w:p>
@@ -1510,7 +1644,7 @@
           <w:sz w:val="22"/>
           <w:szCs w:val="22"/>
         </w:rPr>
-        <w:t xml:space="preserve">El tiempo de respuesta no debe superar 5 segundos.</w:t>
+        <w:t xml:space="preserve">La cancelación no debe tardar más de 5 segundos.</w:t>
       </w:r>
     </w:p>
     <w:p>
@@ -2117,6 +2251,18 @@
     </w:lvl>
   </w:abstractNum>
   <w:abstractNum w:abstractNumId="5" w15:restartNumberingAfterBreak="0">
+    <w:multiLevelType w:val="hybridMultilevel"/>
+    <w:lvl w:ilvl="0" w:tentative="1">
+      <w:start w:val="1"/>
+      <w:numFmt w:val="decimal"/>
+      <w:lvlText w:val="%1."/>
+      <w:lvlJc w:val="left"/>
+      <w:pPr>
+        <w:ind w:left="540" w:hanging="360"/>
+      </w:pPr>
+    </w:lvl>
+  </w:abstractNum>
+  <w:abstractNum w:abstractNumId="6" w15:restartNumberingAfterBreak="0">
     <w:multiLevelType w:val="hybridMultilevel"/>
     <w:lvl w:ilvl="0" w:tentative="1">
       <w:start w:val="1"/>
@@ -2154,6 +2300,12 @@
   </w:num>
   <w:num w:numId="5">
     <w:abstractNumId w:val="5"/>
+    <w:lvlOverride w:ilvl="0">
+      <w:startOverride w:val="1"/>
+    </w:lvlOverride>
+  </w:num>
+  <w:num w:numId="6">
+    <w:abstractNumId w:val="6"/>
     <w:lvlOverride w:ilvl="0">
       <w:startOverride w:val="1"/>
     </w:lvlOverride>

--- a/docs/casos-de-uso-v2/CU-04 Cancelar Caso.docx
+++ b/docs/casos-de-uso-v2/CU-04 Cancelar Caso.docx
@@ -874,7 +874,7 @@
           <w:sz w:val="22"/>
           <w:szCs w:val="22"/>
         </w:rPr>
-        <w:t xml:space="preserve">El sistema abre la ventana “Cancelar Caso &lt;código&gt;”, que muestra la pregunta “¿Está seguro que desea cancelar este caso?” y solicita el motivo:</w:t>
+        <w:t xml:space="preserve">El sistema abre la ventana “Cancelar Caso &lt;número&gt;”, que muestra la pregunta “¿Está seguro que desea cancelar este caso?” y solicita el motivo:</w:t>
       </w:r>
     </w:p>
     <w:tbl>

--- a/docs/casos-de-uso-v2/CU-04 Cancelar Caso.docx
+++ b/docs/casos-de-uso-v2/CU-04 Cancelar Caso.docx
@@ -838,7 +838,7 @@
           <w:sz w:val="22"/>
           <w:szCs w:val="22"/>
         </w:rPr>
-        <w:t xml:space="preserve">En la pantalla “Mis casos” (CU-03), el usuario ubica el caso que desea cancelar. En las filas de los casos cancelables se muestra el botón “Cancelar caso” (FA01).</w:t>
+        <w:t xml:space="preserve">En la pantalla “Mis casos” (CU-03), el usuario ubica el caso que desea cancelar. El botón “Cancelar caso” solo se muestra en las filas de los casos cancelables, es decir, los que están en estado “Nuevo” o “En espera” y todavía no tienen un responsable asignado. En cualquier otro estado (En Proceso, Resuelto, Cerrado, Reapertura solicitada o Cancelado por el usuario) o cuando el caso ya tiene responsable, el sistema no muestra la opción y el usuario no puede cancelar el caso (FA01).</w:t>
       </w:r>
     </w:p>
     <w:p>
@@ -1308,7 +1308,7 @@
           <w:sz w:val="22"/>
           <w:szCs w:val="22"/>
         </w:rPr>
-        <w:t xml:space="preserve">FA01 – El caso ya está en atención:</w:t>
+        <w:t xml:space="preserve">FA01 – El caso ya está en atención y no puede cancelarse:</w:t>
       </w:r>
     </w:p>
     <w:p>
@@ -1326,7 +1326,7 @@
           <w:sz w:val="22"/>
           <w:szCs w:val="22"/>
         </w:rPr>
-        <w:t xml:space="preserve">El sistema detecta que el caso ya fue asignado o atendido (CU-07).</w:t>
+        <w:t xml:space="preserve">El caso ya fue asignado o atendido por el personal (CU-07). Normalmente la pantalla ya no muestra el botón “Cancelar caso”; el flujo ocurre si el caso cambió de estado mientras el usuario tenía abierta la lista, o si se intenta la cancelación por otra vía.</w:t>
       </w:r>
     </w:p>
     <w:p>
@@ -1344,7 +1344,25 @@
           <w:sz w:val="22"/>
           <w:szCs w:val="22"/>
         </w:rPr>
-        <w:t xml:space="preserve">El sistema no permite cancelarlo y muestra el mensaje: “El caso ya se encuentra en atención y no puede ser cancelado”.</w:t>
+        <w:t xml:space="preserve">El sistema detecta que el caso ya no es cancelable, no lo cancela y muestra el mensaje: “El caso ya se encuentra en atención y no puede ser cancelado”.</w:t>
+      </w:r>
+    </w:p>
+    <w:p>
+      <w:pPr>
+        <w:pStyle w:val="ListParagraph"/>
+        <w:numPr>
+          <w:ilvl w:val="0"/>
+          <w:numId w:val="4"/>
+        </w:numPr>
+        <w:spacing w:after="80"/>
+      </w:pPr>
+      <w:r>
+        <w:rPr>
+          <w:rFonts w:ascii="Calibri" w:cs="Calibri" w:eastAsia="Calibri" w:hAnsi="Calibri"/>
+          <w:sz w:val="22"/>
+          <w:szCs w:val="22"/>
+        </w:rPr>
+        <w:t xml:space="preserve">La cancelación nunca se realiza sobre un caso en atención: el servidor la rechaza aunque la pantalla se manipule.</w:t>
       </w:r>
     </w:p>
     <w:p>
@@ -1608,7 +1626,7 @@
           <w:sz w:val="22"/>
           <w:szCs w:val="22"/>
         </w:rPr>
-        <w:t xml:space="preserve">Solo pueden cancelarse casos que no hayan iniciado su atención.</w:t>
+        <w:t xml:space="preserve">Solo pueden cancelarse casos que no hayan iniciado su atención: la pantalla no ofrece la opción en los demás estados y el servidor rechaza cualquier intento.</w:t>
       </w:r>
     </w:p>
     <w:p>
